--- a/0C_六大水體 seasonal 評估.docx
+++ b/0C_六大水體 seasonal 評估.docx
@@ -46,6 +46,27 @@
     <w:p>
       <w:r>
         <w:t xml:space="preserve">Key_Mechanisms: 淺水熱慣性緩衝、溫躍層翻轉、Stokes 絮凝沉降、南部蒸發濃縮、內部營養鹽負載</w:t>
+      </w:r>
+    </w:p>
+    <w:p>
+      <w:pPr/>
+      <w:r>
+        <w:rPr/>
+        <w:t xml:space="preserve">Used_By: 1A（環境觸發）／1B（棲位模型）／2A（覓食）／2B（聲學）／3A（高壓魚）／3B（極端情境）／4A（繁衍）／4B（棲位競爭）</w:t>
+      </w:r>
+    </w:p>
+    <w:p>
+      <w:pPr/>
+      <w:r>
+        <w:rPr/>
+        <w:t xml:space="preserve">Carry_Forward_To: 0D（基底資料矩陣與極端事件整合）</w:t>
+      </w:r>
+    </w:p>
+    <w:p>
+      <w:pPr/>
+      <w:r>
+        <w:rPr/>
+        <w:t xml:space="preserve">Version: v1.0（Gemini Deep Research 初版 ＋ 結構補強補丁）</w:t>
       </w:r>
     </w:p>
     <w:p>
